--- a/data/outputs/v2/Core_Mathematics/SS2.7_Surface_Area_and_Volume_of_Solids/Core_Mathematics_Surface_Area_and_Volume_of_Solids_FinalExplanation_TeacherKey.docx
+++ b/data/outputs/v2/Core_Mathematics/SS2.7_Surface_Area_and_Volume_of_Solids/Core_Mathematics_Surface_Area_and_Volume_of_Solids_FinalExplanation_TeacherKey.docx
@@ -1696,7 +1696,7 @@
         </w:rPr>
         <w:t xml:space="preserve">© 2026 SeaVuria and ARES. This work is licensed under a </w:t>
       </w:r>
-      <w:hyperlink w:history="1" r:id="rIdnkqfvox0aam2vjylm3bia">
+      <w:hyperlink w:history="1" r:id="rIde38gymx4qbnjk7jlx_a98">
         <w:r>
           <w:rPr>
             <w:rFonts w:ascii="Arial" w:cs="Arial" w:eastAsia="Arial" w:hAnsi="Arial"/>
@@ -1716,7 +1716,7 @@
         </w:rPr>
         <w:t xml:space="preserve"> (</w:t>
       </w:r>
-      <w:hyperlink w:history="1" r:id="rIdfgyt-tqh_11zxsd7wst93">
+      <w:hyperlink w:history="1" r:id="rId0bumc8s11vmyv8olit8m2">
         <w:r>
           <w:rPr>
             <w:rFonts w:ascii="Arial" w:cs="Arial" w:eastAsia="Arial" w:hAnsi="Arial"/>
@@ -1736,7 +1736,7 @@
         </w:rPr>
         <w:t xml:space="preserve">). To view a copy of this license, visit </w:t>
       </w:r>
-      <w:hyperlink w:history="1" r:id="rIdnylwgteaefb6ot4lwjye5">
+      <w:hyperlink w:history="1" r:id="rIdf95cu2sag86jctxi6hzej">
         <w:r>
           <w:rPr>
             <w:rFonts w:ascii="Arial" w:cs="Arial" w:eastAsia="Arial" w:hAnsi="Arial"/>

--- a/data/outputs/v2/Core_Mathematics/SS2.7_Surface_Area_and_Volume_of_Solids/Core_Mathematics_Surface_Area_and_Volume_of_Solids_FinalExplanation_TeacherKey.docx
+++ b/data/outputs/v2/Core_Mathematics/SS2.7_Surface_Area_and_Volume_of_Solids/Core_Mathematics_Surface_Area_and_Volume_of_Solids_FinalExplanation_TeacherKey.docx
@@ -1696,7 +1696,7 @@
         </w:rPr>
         <w:t xml:space="preserve">© 2026 SeaVuria and ARES. This work is licensed under a </w:t>
       </w:r>
-      <w:hyperlink w:history="1" r:id="rIde38gymx4qbnjk7jlx_a98">
+      <w:hyperlink w:history="1" r:id="rIdje8w9qggovzuckcz20mvg">
         <w:r>
           <w:rPr>
             <w:rFonts w:ascii="Arial" w:cs="Arial" w:eastAsia="Arial" w:hAnsi="Arial"/>
@@ -1716,7 +1716,7 @@
         </w:rPr>
         <w:t xml:space="preserve"> (</w:t>
       </w:r>
-      <w:hyperlink w:history="1" r:id="rId0bumc8s11vmyv8olit8m2">
+      <w:hyperlink w:history="1" r:id="rIdcutywpelssnybzcsk9ulg">
         <w:r>
           <w:rPr>
             <w:rFonts w:ascii="Arial" w:cs="Arial" w:eastAsia="Arial" w:hAnsi="Arial"/>
@@ -1736,7 +1736,7 @@
         </w:rPr>
         <w:t xml:space="preserve">). To view a copy of this license, visit </w:t>
       </w:r>
-      <w:hyperlink w:history="1" r:id="rIdf95cu2sag86jctxi6hzej">
+      <w:hyperlink w:history="1" r:id="rIdo6ebweiv5ghn8ztwnirsw">
         <w:r>
           <w:rPr>
             <w:rFonts w:ascii="Arial" w:cs="Arial" w:eastAsia="Arial" w:hAnsi="Arial"/>

--- a/data/outputs/v2/Core_Mathematics/SS2.7_Surface_Area_and_Volume_of_Solids/Core_Mathematics_Surface_Area_and_Volume_of_Solids_FinalExplanation_TeacherKey.docx
+++ b/data/outputs/v2/Core_Mathematics/SS2.7_Surface_Area_and_Volume_of_Solids/Core_Mathematics_Surface_Area_and_Volume_of_Solids_FinalExplanation_TeacherKey.docx
@@ -1696,7 +1696,7 @@
         </w:rPr>
         <w:t xml:space="preserve">© 2026 SeaVuria and ARES. This work is licensed under a </w:t>
       </w:r>
-      <w:hyperlink w:history="1" r:id="rIdje8w9qggovzuckcz20mvg">
+      <w:hyperlink w:history="1" r:id="rId0z7tpw3hnde3cttnz0zxf">
         <w:r>
           <w:rPr>
             <w:rFonts w:ascii="Arial" w:cs="Arial" w:eastAsia="Arial" w:hAnsi="Arial"/>
@@ -1716,7 +1716,7 @@
         </w:rPr>
         <w:t xml:space="preserve"> (</w:t>
       </w:r>
-      <w:hyperlink w:history="1" r:id="rIdcutywpelssnybzcsk9ulg">
+      <w:hyperlink w:history="1" r:id="rId-8emy1ykfzz2w79qma7hd">
         <w:r>
           <w:rPr>
             <w:rFonts w:ascii="Arial" w:cs="Arial" w:eastAsia="Arial" w:hAnsi="Arial"/>
@@ -1736,7 +1736,7 @@
         </w:rPr>
         <w:t xml:space="preserve">). To view a copy of this license, visit </w:t>
       </w:r>
-      <w:hyperlink w:history="1" r:id="rIdo6ebweiv5ghn8ztwnirsw">
+      <w:hyperlink w:history="1" r:id="rId5k-gxepdmqk6wqytg7nst">
         <w:r>
           <w:rPr>
             <w:rFonts w:ascii="Arial" w:cs="Arial" w:eastAsia="Arial" w:hAnsi="Arial"/>

--- a/data/outputs/v2/Core_Mathematics/SS2.7_Surface_Area_and_Volume_of_Solids/Core_Mathematics_Surface_Area_and_Volume_of_Solids_FinalExplanation_TeacherKey.docx
+++ b/data/outputs/v2/Core_Mathematics/SS2.7_Surface_Area_and_Volume_of_Solids/Core_Mathematics_Surface_Area_and_Volume_of_Solids_FinalExplanation_TeacherKey.docx
@@ -95,7 +95,7 @@
                 <w:sz w:val="22"/>
                 <w:szCs w:val="22"/>
               </w:rPr>
-              <w:t xml:space="preserve">FINAL EXPLANATION: CORE MATHEMATICS GRADE 10: SUB-STRAND 2.7 SURFACE AREA AND VOLUME OF SOLIDS – FINAL EXPLANATION</w:t>
+              <w:t xml:space="preserve">FINAL EXPLANATION: CORE MATHEMATICS GRADE 10 – SUB-STRAND 2.7 SURFACE AREA AND VOLUME OF SOLIDS: FINAL EXPLANATION</w:t>
             </w:r>
           </w:p>
         </w:tc>
@@ -224,7 +224,7 @@
                 <w:sz w:val="18"/>
                 <w:szCs w:val="18"/>
               </w:rPr>
-              <w:t xml:space="preserve">Driving question: Why does the same amount of metal sheet make containers that hold very different amounts of grain, and how can a Kenyan artisan use mathematics to design the best solid shape for storage or construction? Use what you learned in Lessons 1 to 8 to answer each question below. Write in full sentences, show every step of your calculations, include units, and refer to the posho mill in Eldoret where you can. Round answers to the accuracy asked for. Use your Driving Question Board and your cumulative model portfolio to help you.</w:t>
+              <w:t xml:space="preserve">Driving question: Why does the same amount of metal sheet make containers that hold very different amounts of grain, and how can a Kenyan artisan use mathematics to design the best solid shape for storage or construction? Use what you observed and calculated in Lessons 1 to 8 to write a full explanation. Answer every section in the space under the prompt. Show your working for every calculation, use pi = 22/7, and include units (cm2, cm3, m2, m3, litres). Refer to Mzee Kiplagat's posho mill in Eldoret, Wanjiru the jua kali metalsmith, and your own class evidence. Remember: 1 litre = 1,000 cm3 and 1 m3 = 1,000 litres.</w:t>
             </w:r>
           </w:p>
         </w:tc>
@@ -285,7 +285,7 @@
                 <w:sz w:val="22"/>
                 <w:szCs w:val="22"/>
               </w:rPr>
-              <w:t xml:space="preserve">Part 1: What the metal sheet really tells us</w:t>
+              <w:t xml:space="preserve">Part 1: The puzzle and the box</w:t>
             </w:r>
           </w:p>
         </w:tc>
@@ -319,7 +319,7 @@
                 <w:sz w:val="18"/>
                 <w:szCs w:val="18"/>
               </w:rPr>
-              <w:t xml:space="preserve">A posho mill owner in Eldoret has a rectangular metal box for storing maize. It measures l = 120 cm, w = 80 cm and h = 100 cm. The fundi who made it used the same total area of iron sheet for a cylindrical drum. (a) Write down the formula you use and calculate the total area of iron sheet used for the box. (b) Calculate the volume of the box in cm³ and in m³. (c) In your own words, explain what surface area measures and what volume measures. Say why knowing one of them does not tell you the other.</w:t>
+              <w:t xml:space="preserve">Mzee Kiplagat's posho mill in Eldoret has two closed containers made by Wanjiru: a cylindrical drum and a square-based box. Wanjiru says she used exactly 30,800 cm2 of iron sheet for each. (a) Explain how you can use a net to find the total surface area of a prism. (b) The box measures 50 cm x 50 cm x 129 cm. Calculate its total surface area and say whether it agrees with Wanjiru's figure. (c) Explain why knowing the surface area alone does not tell Mzee Kiplagat how much maize a container holds.</w:t>
             </w:r>
           </w:p>
         </w:tc>
@@ -351,7 +351,7 @@
                 <w:sz w:val="18"/>
                 <w:szCs w:val="18"/>
               </w:rPr>
-              <w:t xml:space="preserve">(a) The box is a rectangular prism, so SA = 2(lw + lh + wh) = 2(120×80 + 120×100 + 80×100) = 2(9,600 + 12,000 + 8,000) = 2 × 29,600 = 59,200 cm². This is the total area of iron sheet the fundi used, and the same area was used for the drum. (b) V = l × w × h = 120 × 80 × 100 = 960,000 cm³. Since 1 m³ = 1,000,000 cm³, V = 0.96 m³. (c) Surface area is the total area of all the faces on the outside of a solid. It tells us how much material, such as iron sheet, covers the solid. Volume is the amount of space inside the solid, so it tells us how much maize can fit. They are different properties. Two containers can use exactly the same area of iron sheet but be shaped differently, so they can enclose different amounts of space. This is why equal surface area does not mean equal volume.</w:t>
+              <w:t xml:space="preserve">(a) Open the prism out into its net, find the area of every face, and add them. This gives TSA = 2 x base area + perimeter of base x length (height). (b) Base area = 50 x 50 = 2,500 cm2, so two bases = 5,000 cm2. The perimeter of the base is 4 x 50 = 200 cm, so the four side faces = 200 x 129 = 25,800 cm2. TSA = 5,000 + 25,800 = 30,800 cm2. This agrees with Wanjiru's figure, so the box really used 30,800 cm2 of sheet. (c) Surface area measures the material covering a solid, while volume measures the space inside. They are different quantities, and capacity depends on volume. So two containers can have the same surface area and still hold different amounts of maize.</w:t>
             </w:r>
           </w:p>
         </w:tc>
@@ -412,7 +412,7 @@
                 <w:sz w:val="22"/>
                 <w:szCs w:val="22"/>
               </w:rPr>
-              <w:t xml:space="preserve">Part 2: Solving the posho mill mystery with numbers</w:t>
+              <w:t xml:space="preserve">Part 2: Testing the drum</w:t>
             </w:r>
           </w:p>
         </w:tc>
@@ -446,7 +446,7 @@
                 <w:sz w:val="18"/>
                 <w:szCs w:val="18"/>
               </w:rPr>
-              <w:t xml:space="preserve">The cylindrical drum is closed at top and bottom, is 100 cm tall, and is made from the same 59,200 cm² of iron sheet as the box. Its radius works out to about 59.2 cm. (a) Show, using the formula for the total surface area of a closed cylinder, that this radius matches the sheet area given. A small rounding difference is acceptable. (b) Calculate the volume of the drum in cm³ and in m³ to 2 decimal places. (c) Compare it with the box from Part 1. State which holds more maize, by how many cm³, and by about what percentage of the box's volume.</w:t>
+              <w:t xml:space="preserve">The drum has radius 35 cm and height 105 cm. (a) Decompose the closed drum into its parts and calculate its total surface area. Does the method reproduce Wanjiru's figure? (b) Calculate the volume of the drum and the volume of the box in cm3, then convert each to litres. (c) Which container holds more maize, and by how many litres? Does this match what Mzee Kiplagat saw?</w:t>
             </w:r>
           </w:p>
         </w:tc>
@@ -478,7 +478,7 @@
                 <w:sz w:val="18"/>
                 <w:szCs w:val="18"/>
               </w:rPr>
-              <w:t xml:space="preserve">(a) TSA = 2πr² + 2πrh. With r = 59.2 cm and h = 100 cm: 2π(59.2)² = 2π(3,504.64) ≈ 22,020 cm², and 2π(59.2)(100) ≈ 37,200 cm². The total is about 59,200 cm², which matches the iron sheet used for the box. (b) V = πr²h = π × 3,504.64 × 100 ≈ 1,100,000 cm³, which is about 1.10 m³. (c) The box holds 960,000 cm³ (0.96 m³). The drum holds about 1,100,000 cm³, so it holds more maize. The difference is about 140,000 cm³, which is about 140 litres. As a percentage of the box's volume this is 140,000 ÷ 960,000 × 100 ≈ 15%. So the drum holds about 15% more grain from the same sheet of iron. This is the answer to the mill owner's puzzle.</w:t>
+              <w:t xml:space="preserve">(a) The drum is two circles plus one curved wall. 2 x pi x r2 = 2 x 22/7 x 35 x 35 = 7,700 cm2. Curved surface = 2 x pi x r x h = 2 x 22/7 x 35 x 105 = 23,100 cm2. TSA = 7,700 + 23,100 = 30,800 cm2. Yes, this is the same as the box and agrees with Wanjiru's figure. (b) Drum: V = pi x r2 x h = 22/7 x 35 x 35 x 105 = 404,250 cm3 = 404.25 litres. Box: V = base area x height = 2,500 x 129 = 322,500 cm3 = 322.5 litres. (c) The drum holds more: 404.25 - 322.5 = 81.75 litres more maize. This matches Mzee Kiplagat's observation that the drum holds noticeably more grain even though both used 30,800 cm2 of sheet.</w:t>
             </w:r>
           </w:p>
         </w:tc>
@@ -539,7 +539,7 @@
                 <w:sz w:val="22"/>
                 <w:szCs w:val="22"/>
               </w:rPr>
-              <w:t xml:space="preserve">Part 3: Why the cylinder wins</w:t>
+              <w:t xml:space="preserve">Part 3: Explaining why shape matters</w:t>
             </w:r>
           </w:p>
         </w:tc>
@@ -573,7 +573,7 @@
                 <w:sz w:val="18"/>
                 <w:szCs w:val="18"/>
               </w:rPr>
-              <w:t xml:space="preserve">Use your understanding of shapes to explain to the mill owner why the cylindrical drum holds more maize than the rectangular box even though both used the same area of iron sheet. In your explanation: (a) say what the same-height drum and box have in common and what is different about their base shapes; (b) use the idea of the isoperimetric principle from Lesson 8; (c) explain why this means your answer is not just a coincidence of these particular dimensions.</w:t>
+              <w:t xml:space="preserve">Use your evidence from Parts 1 and 2 to explain the main puzzle. (a) Complete this idea in your own words: 'Equal surface area does not mean equal volume because...'. (b) Using the cross-section of each container, explain why the drum's shape encloses more space than the box's shape for the same amount of sheet. (c) Of the solids you studied, which shape would hold the most for a given surface area? Explain why a sphere is not always the best choice for a real grain store.</w:t>
             </w:r>
           </w:p>
         </w:tc>
@@ -605,7 +605,7 @@
                 <w:sz w:val="18"/>
                 <w:szCs w:val="18"/>
               </w:rPr>
-              <w:t xml:space="preserve">(a) Both containers are prisms-like solids that are 100 cm tall and use the same total area of iron sheet. The difference is the shape of the cross-section, which is a circle for the drum and a rectangle for the box. For a solid with the same height, volume = base area × height, so the container with the larger base area holds more. (b) The isoperimetric principle says that, for a given perimeter, a circle encloses a greater area than any other closed shape, including a rectangle. The circular base of the drum therefore encloses more area for the same amount of boundary material. A larger base area, multiplied by the same height, gives a larger volume. (c) The result follows from the geometry of the shapes, not from the particular numbers. Among solids with equal surface area, the cylinder encloses a greater volume than a rectangular prism of the same height. This is why the difference in capacity is a result of shape, not of the amount of sheet metal.</w:t>
+              <w:t xml:space="preserve">(a) Equal surface area does not mean equal volume because surface area measures only the material covering a solid, while volume measures the space inside. The two are different quantities, so shape, not just the amount of sheet, decides capacity. Our evidence: both containers used 30,800 cm2, but the drum holds 404,250 cm3 and the box 322,500 cm3. (b) The drum has a circular cross-section of area 22/7 x 35 x 35 = 3,850 cm2, and the box has a square cross-section of area 50 x 50 = 2,500 cm2. The drum's cross-section is 1,350 cm2 larger. The box is actually taller (129 cm against 105 cm), but its extra 24 cm of height does not make up for its smaller base, so the drum's greater base area outweighs the height difference and the drum holds more maize (404,250 cm3 against 322,500 cm3). In general, a circle encloses more area than a square for the same perimeter, which is why round shapes tend to give more capacity for the same sheet. (c) A sphere is the best of all, since it encloses the most space for the least covering. In practice a sphere is hard to make from sheet metal, hard to stack and store, and costly, so artisans balance capacity against stacking and cost.</w:t>
             </w:r>
           </w:p>
         </w:tc>
@@ -666,7 +666,7 @@
                 <w:sz w:val="22"/>
                 <w:szCs w:val="22"/>
               </w:rPr>
-              <w:t xml:space="preserve">Part 4: Choosing the right formula for the fundi</w:t>
+              <w:t xml:space="preserve">Part 4: Surface area question or volume question?</w:t>
             </w:r>
           </w:p>
         </w:tc>
@@ -700,7 +700,7 @@
                 <w:sz w:val="18"/>
                 <w:szCs w:val="18"/>
               </w:rPr>
-              <w:t xml:space="preserve">A metalsmith makes a conical grain funnel with base radius r = 30 cm and vertical height h = 40 cm. (a) Calculate the slant height. Explain why the slant height, not the vertical height, is used to find the sheet metal needed. (b) Find the curved surface area of the funnel, leaving your answer in terms of π and then to the nearest cm². (c) Find the volume of the cone in terms of π and then to the nearest cm³. (d) State how the volume of this cone compares with a cylinder of the same base radius and height, and how you know.</w:t>
+              <w:t xml:space="preserve">The Rift Valley cooperative wants a water tank made of a cylinder (radius 2.1 m, height 4 m, flat base) with a hemisphere on top, and a grain silo made of a cylinder (radius 2.1 m, height 6 m) with a cone roof. Mzee Kiplagat also has a pyramid roof (6 m x 6 m base, vertical height 4 m) on a small store. (a) For each of these jobs, say whether you need surface area or volume: (i) painting the tank, (ii) finding how much water the tank holds, (iii) finding how much iron sheet covers the pyramid roof (no floor), (iv) finding the space enclosed by the pyramid roof. (b) Calculate the roof sheet needed in (iii) and the volume in (iv). (c) When you find the surface area of a composite solid such as the tank, what must you do about the circle where two parts join? Why?</w:t>
             </w:r>
           </w:p>
         </w:tc>
@@ -732,7 +732,7 @@
                 <w:sz w:val="18"/>
                 <w:szCs w:val="18"/>
               </w:rPr>
-              <w:t xml:space="preserve">(a) The slant height l = √(r² + h²) = √(30² + 40²) = √(900 + 1,600) = √2,500 = 50 cm. The slant height is used because it lies along the outer surface of the cone from the apex to the base edge. This is the length the metalsmith actually cuts in the sheet, which unrolls into a sector of a circle with radius l. The vertical height is inside the cone and is not on the surface. (b) CSA = πrl = π × 30 × 50 = 1,500π ≈ 4,712 cm². (c) V = ⅓πr²h = ⅓ × π × 900 × 40 = 12,000π ≈ 37,699 cm³. (d) A cylinder of the same radius and height has V = πr²h = 36,000π cm³. The cone is one third of this. We saw this in the water-pouring experiment, where exactly three full cones of water filled the cylinder.</w:t>
+              <w:t xml:space="preserve">(a) (i) Surface area, because paint covers the outside. (ii) Volume, because capacity is the space inside. (iii) Surface area, because it is the covering material. (iv) Volume. (b) The slant height comes from Pythagoras: half the base is 3 m, so l2 = 3 x 3 + 4 x 4 = 25 and l = 5 m. Roof area (four triangular faces only) = 4 x 1/2 x 6 x 5 = 60 m2. Volume = 1/3 x base area x vertical height = 1/3 x 36 x 4 = 48 m3. We use the vertical height for volume and the slant height for the triangular faces. (c) Decompose the solid into familiar parts and add only the outside faces. The joining circle is hidden inside the solid, so it is left out of the surface area. This is why the tank has SA = 94.38 m2 and the silo has TSA = 116.16 m2. For volume we add the volumes of the parts, giving 74.844 m3 (74,844 litres) for the tank and 96.096 m3 for the silo.</w:t>
             </w:r>
           </w:p>
         </w:tc>
@@ -793,7 +793,7 @@
                 <w:sz w:val="22"/>
                 <w:szCs w:val="22"/>
               </w:rPr>
-              <w:t xml:space="preserve">Part 5: Advice for a Kenyan artisan</w:t>
+              <w:t xml:space="preserve">Part 5: Using mathematics to design</w:t>
             </w:r>
           </w:p>
         </w:tc>
@@ -827,7 +827,7 @@
                 <w:sz w:val="18"/>
                 <w:szCs w:val="18"/>
               </w:rPr>
-              <w:t xml:space="preserve">A jua kali metalsmith in Kamukunji has a fixed amount of iron sheet and wants to build a grain store that holds as much maize as possible. Write a short piece of advice to the metalsmith that answers the driving question. Your advice must: (a) explain the difference between surface area and volume and say how the metalsmith can calculate each for a cylinder and for a cuboid; (b) recommend a shape from the Eldoret example and justify it with evidence from your calculations; (c) explain what the metalsmith should do for a composite solid such as a cylinder topped with a cone or hemisphere, including how to treat surfaces where two parts join.</w:t>
+              <w:t xml:space="preserve">Answer the KICD inquiry questions using your own project or the class evidence. (a) How do we determine the surface area and volume of solids? Give at least three different solids and the formula or method you used for each. (b) How are surface area and volume applied in real life in Kenya? Describe one design for a named Kenyan community need (for example a grain silo, water tank or sufuria), say which calculation you would do for sheet or paint and which for capacity, and name one career that uses this mathematics. (c) Finally, write a short final explanation (3 to 5 sentences) answering the driving question.</w:t>
             </w:r>
           </w:p>
         </w:tc>
@@ -859,7 +859,7 @@
                 <w:sz w:val="18"/>
                 <w:szCs w:val="18"/>
               </w:rPr>
-              <w:t xml:space="preserve">Dear fundi, surface area is the amount of iron sheet that covers a solid, and volume is the amount of maize it can hold. These are different, so you must calculate both before you cut any metal. For a cylinder, TSA = 2πr² + 2πrh and V = πr²h. For a cuboid, TSA = 2(lw + lh + wh) and V = lwh. In Eldoret, a rectangular box of 120 cm × 80 cm × 100 cm and a cylindrical drum 100 cm tall were made from the same 59,200 cm² of iron sheet. The box holds 960,000 cm³ (0.96 m³), while the drum holds about 1,100,000 cm³ (1.10 m³). That is about 15% more maize from the same metal. So if you want the most storage from a fixed amount of sheet, choose a cylinder rather than a rectangular box. This works because a circle encloses more area than a rectangle for the same perimeter. If you build a composite shape, such as a cylinder with a cone roof or a hemisphere top, split it into its parts. Add the volumes of all the parts to get the total volume. For the surface area, add only the exposed surfaces and leave out the internal circle where the two parts are joined, because no iron sheet is needed there. Check each design by calculating its surface area and volume so that your decisions are based on mathematics and not on appearance.</w:t>
+              <w:t xml:space="preserve">(a) Prism: TSA = 2 x base area + perimeter x length, and V = base area x height. Pyramid: TSA = base area + areas of the triangular faces (using slant height l), and V = 1/3 x base area x vertical height. Cone: curved SA = pi x r x l, TSA = pi x r(r + l), and V = 1/3 x pi x r2 x h. Frustum: curved SA = pi(R + r)l, and V = big cone minus small cone. Sphere: SA = 4 x pi x r2 and V = 4/3 x pi x r3. Composite solids: split into known solids, add only the outside faces for SA, and add the volumes for V. (b) Example: a grain silo for a Rift Valley cooperative, a cylinder with a cone roof. The surface area tells the metal fabricator how much iron sheet to buy and how much paint is needed, and the volume tells how many litres or m3 of maize it stores. A metal fabricator, civil engineer, architect, packaging engineer or quantity surveyor uses both calculations to give the needed capacity for the least sheet and cost. (c) The drum and the box in Mzee Kiplagat's posho mill both used 30,800 cm2 of sheet, but the drum holds 404,250 cm3 (404.25 litres) and the box 322,500 cm3 (322.5 litres), so the drum holds 81.75 litres more. Surface area measures the material covering a solid and volume measures the space inside, so they are different quantities. The drum's circular cross-section (3,850 cm2) is larger than the box's square cross-section (2,500 cm2), and this outweighs the box's extra height, so shape decides capacity; in general a circle encloses more area than a square for the same perimeter and a sphere is best of all. Artisans like Wanjiru use mathematics to choose shapes and dimensions that give the most capacity for the least sheet, balanced against stacking and cost.</w:t>
             </w:r>
           </w:p>
         </w:tc>
@@ -1086,7 +1086,7 @@
                 <w:sz w:val="18"/>
                 <w:szCs w:val="18"/>
               </w:rPr>
-              <w:t xml:space="preserve">Correct use of surface area and volume formulae and calculations</w:t>
+              <w:t xml:space="preserve">Calculating surface area and volume correctly</w:t>
             </w:r>
           </w:p>
         </w:tc>
@@ -1118,7 +1118,7 @@
                 <w:sz w:val="18"/>
                 <w:szCs w:val="18"/>
               </w:rPr>
-              <w:t xml:space="preserve">Chooses the right formula every time, shows all steps, gets correct values with units and sensible rounding for the box, drum and cone.</w:t>
+              <w:t xml:space="preserve">Uses the correct method for each solid (prism, cylinder, pyramid, cone, sphere, composite), uses slant height and vertical height correctly, gets all values right (30,800 cm2; 404,250 cm3; 322,500 cm3) with correct units and working.</w:t>
             </w:r>
           </w:p>
         </w:tc>
@@ -1150,7 +1150,7 @@
                 <w:sz w:val="18"/>
                 <w:szCs w:val="18"/>
               </w:rPr>
-              <w:t xml:space="preserve">Uses mostly correct formulae and gets most values right, with minor arithmetic, rounding or unit slips.</w:t>
+              <w:t xml:space="preserve">Uses mostly correct methods and gets most values right, with one or two small slips in arithmetic, units or choice of height.</w:t>
             </w:r>
           </w:p>
         </w:tc>
@@ -1182,7 +1182,7 @@
                 <w:sz w:val="18"/>
                 <w:szCs w:val="18"/>
               </w:rPr>
-              <w:t xml:space="preserve">Uses wrong formulae or leaves out steps, with several incorrect values or missing units.</w:t>
+              <w:t xml:space="preserve">Confuses formulae, mixes slant and vertical height, or omits working and units, so the values are mostly incorrect.</w:t>
             </w:r>
           </w:p>
         </w:tc>
@@ -1248,7 +1248,7 @@
                 <w:sz w:val="18"/>
                 <w:szCs w:val="18"/>
               </w:rPr>
-              <w:t xml:space="preserve">Clearly explains that surface area is the material covering a solid and volume is the space inside, and uses the Eldoret containers to show they are independent.</w:t>
+              <w:t xml:space="preserve">States clearly that surface area is the material covering a solid and volume is the space inside, and correctly classifies each task as a surface area or volume question with reasons.</w:t>
             </w:r>
           </w:p>
         </w:tc>
@@ -1280,7 +1280,7 @@
                 <w:sz w:val="18"/>
                 <w:szCs w:val="18"/>
               </w:rPr>
-              <w:t xml:space="preserve">States the difference correctly but gives a limited link to the phenomenon.</w:t>
+              <w:t xml:space="preserve">Distinguishes the two ideas correctly but gives limited reasons or misclassifies one task.</w:t>
             </w:r>
           </w:p>
         </w:tc>
@@ -1312,7 +1312,7 @@
                 <w:sz w:val="18"/>
                 <w:szCs w:val="18"/>
               </w:rPr>
-              <w:t xml:space="preserve">Confuses surface area and volume or treats equal surface area as meaning equal volume.</w:t>
+              <w:t xml:space="preserve">Treats surface area and volume as the same thing or cannot say which one a task needs.</w:t>
             </w:r>
           </w:p>
         </w:tc>
@@ -1346,7 +1346,7 @@
                 <w:sz w:val="18"/>
                 <w:szCs w:val="18"/>
               </w:rPr>
-              <w:t xml:space="preserve">Explaining why the cylinder holds more (isoperimetric reasoning)</w:t>
+              <w:t xml:space="preserve">Explaining the phenomenon with evidence</w:t>
             </w:r>
           </w:p>
         </w:tc>
@@ -1378,7 +1378,7 @@
                 <w:sz w:val="18"/>
                 <w:szCs w:val="18"/>
               </w:rPr>
-              <w:t xml:space="preserve">Links the circular cross-section to a greater base area for the same perimeter and explains that this applies generally, not just to these numbers.</w:t>
+              <w:t xml:space="preserve">Explains why the drum holds 81.75 litres more than the box using the shared 30,800 cm2, both volumes and the cross-section areas (3,850 cm2 against 2,500 cm2), noting that the drum's larger base outweighs the box's extra height, and links to the sphere as the most efficient shape.</w:t>
             </w:r>
           </w:p>
         </w:tc>
@@ -1410,7 +1410,7 @@
                 <w:sz w:val="18"/>
                 <w:szCs w:val="18"/>
               </w:rPr>
-              <w:t xml:space="preserve">Says the circle is more efficient and links this to volume, but the reasoning is incomplete.</w:t>
+              <w:t xml:space="preserve">Explains that shape decides capacity and quotes the main numbers, but the reasoning about cross-sections is incomplete.</w:t>
             </w:r>
           </w:p>
         </w:tc>
@@ -1442,7 +1442,7 @@
                 <w:sz w:val="18"/>
                 <w:szCs w:val="18"/>
               </w:rPr>
-              <w:t xml:space="preserve">Gives no mathematical reason, or only says the cylinder is bigger.</w:t>
+              <w:t xml:space="preserve">States that the drum holds more without evidence, or suggests that equal surface area means equal volume.</w:t>
             </w:r>
           </w:p>
         </w:tc>
@@ -1476,7 +1476,7 @@
                 <w:sz w:val="18"/>
                 <w:szCs w:val="18"/>
               </w:rPr>
-              <w:t xml:space="preserve">Use of evidence and Kenyan context in the design advice</w:t>
+              <w:t xml:space="preserve">Handling composite solids and real-life application</w:t>
             </w:r>
           </w:p>
         </w:tc>
@@ -1508,7 +1508,7 @@
                 <w:sz w:val="18"/>
                 <w:szCs w:val="18"/>
               </w:rPr>
-              <w:t xml:space="preserve">Uses specific data from the Eldoret example, handles slant height and composite solids correctly, and gives practical, justified advice.</w:t>
+              <w:t xml:space="preserve">Leaves out hidden joined faces in surface area, adds the volumes of the parts, and describes a realistic Kenyan design, explaining which calculation gives sheet and which gives capacity, plus a relevant career.</w:t>
             </w:r>
           </w:p>
         </w:tc>
@@ -1540,7 +1540,7 @@
                 <w:sz w:val="18"/>
                 <w:szCs w:val="18"/>
               </w:rPr>
-              <w:t xml:space="preserve">Uses some evidence and gives reasonable advice, with small gaps on slant height or composite solids.</w:t>
+              <w:t xml:space="preserve">Handles composite solids mostly correctly and gives a reasonable Kenyan application with some detail missing.</w:t>
             </w:r>
           </w:p>
         </w:tc>
@@ -1572,7 +1572,7 @@
                 <w:sz w:val="18"/>
                 <w:szCs w:val="18"/>
               </w:rPr>
-              <w:t xml:space="preserve">Gives advice with little or no evidence, or omits the composite solid or slant height ideas.</w:t>
+              <w:t xml:space="preserve">Counts hidden faces or gives no clear real-life application.</w:t>
             </w:r>
           </w:p>
         </w:tc>
@@ -1696,7 +1696,7 @@
         </w:rPr>
         <w:t xml:space="preserve">© 2026 SeaVuria and ARES. This work is licensed under a </w:t>
       </w:r>
-      <w:hyperlink w:history="1" r:id="rId0z7tpw3hnde3cttnz0zxf">
+      <w:hyperlink w:history="1" r:id="rIdrmqdlnrurmrfb3iza9geq">
         <w:r>
           <w:rPr>
             <w:rFonts w:ascii="Arial" w:cs="Arial" w:eastAsia="Arial" w:hAnsi="Arial"/>
@@ -1716,7 +1716,7 @@
         </w:rPr>
         <w:t xml:space="preserve"> (</w:t>
       </w:r>
-      <w:hyperlink w:history="1" r:id="rId-8emy1ykfzz2w79qma7hd">
+      <w:hyperlink w:history="1" r:id="rIdbznzw9s_qicw-p9n7zmfy">
         <w:r>
           <w:rPr>
             <w:rFonts w:ascii="Arial" w:cs="Arial" w:eastAsia="Arial" w:hAnsi="Arial"/>
@@ -1736,7 +1736,7 @@
         </w:rPr>
         <w:t xml:space="preserve">). To view a copy of this license, visit </w:t>
       </w:r>
-      <w:hyperlink w:history="1" r:id="rId5k-gxepdmqk6wqytg7nst">
+      <w:hyperlink w:history="1" r:id="rIdecsbtzcxnhmv4zqijtimc">
         <w:r>
           <w:rPr>
             <w:rFonts w:ascii="Arial" w:cs="Arial" w:eastAsia="Arial" w:hAnsi="Arial"/>

--- a/data/outputs/v2/Core_Mathematics/SS2.7_Surface_Area_and_Volume_of_Solids/Core_Mathematics_Surface_Area_and_Volume_of_Solids_FinalExplanation_TeacherKey.docx
+++ b/data/outputs/v2/Core_Mathematics/SS2.7_Surface_Area_and_Volume_of_Solids/Core_Mathematics_Surface_Area_and_Volume_of_Solids_FinalExplanation_TeacherKey.docx
@@ -4,6 +4,7 @@
   <w:body>
     <w:p>
       <w:pPr>
+        <w:keepNext w:val="false"/>
         <w:spacing w:after="30" w:before="0"/>
         <w:jc w:val="center"/>
       </w:pPr>
@@ -23,6 +24,7 @@
     </w:p>
     <w:p>
       <w:pPr>
+        <w:keepNext w:val="false"/>
         <w:spacing w:after="60" w:before="0"/>
         <w:jc w:val="center"/>
       </w:pPr>
@@ -81,6 +83,7 @@
           </w:tcPr>
           <w:p>
             <w:pPr>
+              <w:keepNext w:val="false"/>
               <w:spacing w:after="40" w:before="0"/>
               <w:jc w:val="center"/>
             </w:pPr>
@@ -116,6 +119,7 @@
           </w:tcPr>
           <w:p>
             <w:pPr>
+              <w:keepNext w:val="false"/>
               <w:spacing w:after="40" w:before="0"/>
               <w:jc w:val="center"/>
             </w:pPr>
@@ -176,6 +180,7 @@
           </w:tcPr>
           <w:p>
             <w:pPr>
+              <w:keepNext w:val="false"/>
               <w:spacing w:after="40" w:before="0"/>
               <w:jc w:val="center"/>
             </w:pPr>
@@ -210,6 +215,7 @@
           </w:tcPr>
           <w:p>
             <w:pPr>
+              <w:keepNext w:val="false"/>
               <w:spacing w:after="40" w:before="0"/>
               <w:jc w:val="left"/>
             </w:pPr>
@@ -271,6 +277,7 @@
           </w:tcPr>
           <w:p>
             <w:pPr>
+              <w:keepNext/>
               <w:spacing w:after="40" w:before="0"/>
               <w:jc w:val="center"/>
             </w:pPr>
@@ -305,6 +312,7 @@
           </w:tcPr>
           <w:p>
             <w:pPr>
+              <w:keepNext w:val="false"/>
               <w:spacing w:after="40" w:before="0"/>
               <w:jc w:val="left"/>
             </w:pPr>
@@ -337,6 +345,7 @@
           </w:tcPr>
           <w:p>
             <w:pPr>
+              <w:keepNext w:val="false"/>
               <w:spacing w:after="40" w:before="0"/>
               <w:jc w:val="left"/>
             </w:pPr>
@@ -398,6 +407,7 @@
           </w:tcPr>
           <w:p>
             <w:pPr>
+              <w:keepNext/>
               <w:spacing w:after="40" w:before="0"/>
               <w:jc w:val="center"/>
             </w:pPr>
@@ -432,6 +442,7 @@
           </w:tcPr>
           <w:p>
             <w:pPr>
+              <w:keepNext w:val="false"/>
               <w:spacing w:after="40" w:before="0"/>
               <w:jc w:val="left"/>
             </w:pPr>
@@ -464,6 +475,7 @@
           </w:tcPr>
           <w:p>
             <w:pPr>
+              <w:keepNext w:val="false"/>
               <w:spacing w:after="40" w:before="0"/>
               <w:jc w:val="left"/>
             </w:pPr>
@@ -525,6 +537,7 @@
           </w:tcPr>
           <w:p>
             <w:pPr>
+              <w:keepNext/>
               <w:spacing w:after="40" w:before="0"/>
               <w:jc w:val="center"/>
             </w:pPr>
@@ -559,6 +572,7 @@
           </w:tcPr>
           <w:p>
             <w:pPr>
+              <w:keepNext w:val="false"/>
               <w:spacing w:after="40" w:before="0"/>
               <w:jc w:val="left"/>
             </w:pPr>
@@ -591,6 +605,7 @@
           </w:tcPr>
           <w:p>
             <w:pPr>
+              <w:keepNext w:val="false"/>
               <w:spacing w:after="40" w:before="0"/>
               <w:jc w:val="left"/>
             </w:pPr>
@@ -652,6 +667,7 @@
           </w:tcPr>
           <w:p>
             <w:pPr>
+              <w:keepNext/>
               <w:spacing w:after="40" w:before="0"/>
               <w:jc w:val="center"/>
             </w:pPr>
@@ -686,6 +702,7 @@
           </w:tcPr>
           <w:p>
             <w:pPr>
+              <w:keepNext w:val="false"/>
               <w:spacing w:after="40" w:before="0"/>
               <w:jc w:val="left"/>
             </w:pPr>
@@ -718,6 +735,7 @@
           </w:tcPr>
           <w:p>
             <w:pPr>
+              <w:keepNext w:val="false"/>
               <w:spacing w:after="40" w:before="0"/>
               <w:jc w:val="left"/>
             </w:pPr>
@@ -779,6 +797,7 @@
           </w:tcPr>
           <w:p>
             <w:pPr>
+              <w:keepNext/>
               <w:spacing w:after="40" w:before="0"/>
               <w:jc w:val="center"/>
             </w:pPr>
@@ -813,6 +832,7 @@
           </w:tcPr>
           <w:p>
             <w:pPr>
+              <w:keepNext w:val="false"/>
               <w:spacing w:after="40" w:before="0"/>
               <w:jc w:val="left"/>
             </w:pPr>
@@ -845,6 +865,7 @@
           </w:tcPr>
           <w:p>
             <w:pPr>
+              <w:keepNext w:val="false"/>
               <w:spacing w:after="40" w:before="0"/>
               <w:jc w:val="left"/>
             </w:pPr>
@@ -908,6 +929,7 @@
           </w:tcPr>
           <w:p>
             <w:pPr>
+              <w:keepNext w:val="false"/>
               <w:spacing w:after="40" w:before="0"/>
               <w:jc w:val="center"/>
             </w:pPr>
@@ -942,6 +964,7 @@
           </w:tcPr>
           <w:p>
             <w:pPr>
+              <w:keepNext w:val="false"/>
               <w:spacing w:after="40" w:before="0"/>
               <w:jc w:val="left"/>
             </w:pPr>
@@ -974,6 +997,7 @@
           </w:tcPr>
           <w:p>
             <w:pPr>
+              <w:keepNext w:val="false"/>
               <w:spacing w:after="40" w:before="0"/>
               <w:jc w:val="left"/>
             </w:pPr>
@@ -1006,6 +1030,7 @@
           </w:tcPr>
           <w:p>
             <w:pPr>
+              <w:keepNext w:val="false"/>
               <w:spacing w:after="40" w:before="0"/>
               <w:jc w:val="left"/>
             </w:pPr>
@@ -1038,6 +1063,7 @@
           </w:tcPr>
           <w:p>
             <w:pPr>
+              <w:keepNext w:val="false"/>
               <w:spacing w:after="40" w:before="0"/>
               <w:jc w:val="left"/>
             </w:pPr>
@@ -1072,6 +1098,7 @@
           </w:tcPr>
           <w:p>
             <w:pPr>
+              <w:keepNext w:val="false"/>
               <w:spacing w:after="40" w:before="0"/>
               <w:jc w:val="left"/>
             </w:pPr>
@@ -1104,6 +1131,7 @@
           </w:tcPr>
           <w:p>
             <w:pPr>
+              <w:keepNext w:val="false"/>
               <w:spacing w:after="40" w:before="0"/>
               <w:jc w:val="left"/>
             </w:pPr>
@@ -1136,6 +1164,7 @@
           </w:tcPr>
           <w:p>
             <w:pPr>
+              <w:keepNext w:val="false"/>
               <w:spacing w:after="40" w:before="0"/>
               <w:jc w:val="left"/>
             </w:pPr>
@@ -1168,6 +1197,7 @@
           </w:tcPr>
           <w:p>
             <w:pPr>
+              <w:keepNext w:val="false"/>
               <w:spacing w:after="40" w:before="0"/>
               <w:jc w:val="left"/>
             </w:pPr>
@@ -1202,6 +1232,7 @@
           </w:tcPr>
           <w:p>
             <w:pPr>
+              <w:keepNext w:val="false"/>
               <w:spacing w:after="40" w:before="0"/>
               <w:jc w:val="left"/>
             </w:pPr>
@@ -1234,6 +1265,7 @@
           </w:tcPr>
           <w:p>
             <w:pPr>
+              <w:keepNext w:val="false"/>
               <w:spacing w:after="40" w:before="0"/>
               <w:jc w:val="left"/>
             </w:pPr>
@@ -1266,6 +1298,7 @@
           </w:tcPr>
           <w:p>
             <w:pPr>
+              <w:keepNext w:val="false"/>
               <w:spacing w:after="40" w:before="0"/>
               <w:jc w:val="left"/>
             </w:pPr>
@@ -1298,6 +1331,7 @@
           </w:tcPr>
           <w:p>
             <w:pPr>
+              <w:keepNext w:val="false"/>
               <w:spacing w:after="40" w:before="0"/>
               <w:jc w:val="left"/>
             </w:pPr>
@@ -1332,6 +1366,7 @@
           </w:tcPr>
           <w:p>
             <w:pPr>
+              <w:keepNext w:val="false"/>
               <w:spacing w:after="40" w:before="0"/>
               <w:jc w:val="left"/>
             </w:pPr>
@@ -1364,6 +1399,7 @@
           </w:tcPr>
           <w:p>
             <w:pPr>
+              <w:keepNext w:val="false"/>
               <w:spacing w:after="40" w:before="0"/>
               <w:jc w:val="left"/>
             </w:pPr>
@@ -1396,6 +1432,7 @@
           </w:tcPr>
           <w:p>
             <w:pPr>
+              <w:keepNext w:val="false"/>
               <w:spacing w:after="40" w:before="0"/>
               <w:jc w:val="left"/>
             </w:pPr>
@@ -1428,6 +1465,7 @@
           </w:tcPr>
           <w:p>
             <w:pPr>
+              <w:keepNext w:val="false"/>
               <w:spacing w:after="40" w:before="0"/>
               <w:jc w:val="left"/>
             </w:pPr>
@@ -1462,6 +1500,7 @@
           </w:tcPr>
           <w:p>
             <w:pPr>
+              <w:keepNext w:val="false"/>
               <w:spacing w:after="40" w:before="0"/>
               <w:jc w:val="left"/>
             </w:pPr>
@@ -1494,6 +1533,7 @@
           </w:tcPr>
           <w:p>
             <w:pPr>
+              <w:keepNext w:val="false"/>
               <w:spacing w:after="40" w:before="0"/>
               <w:jc w:val="left"/>
             </w:pPr>
@@ -1526,6 +1566,7 @@
           </w:tcPr>
           <w:p>
             <w:pPr>
+              <w:keepNext w:val="false"/>
               <w:spacing w:after="40" w:before="0"/>
               <w:jc w:val="left"/>
             </w:pPr>
@@ -1558,6 +1599,7 @@
           </w:tcPr>
           <w:p>
             <w:pPr>
+              <w:keepNext w:val="false"/>
               <w:spacing w:after="40" w:before="0"/>
               <w:jc w:val="left"/>
             </w:pPr>
@@ -1696,7 +1738,7 @@
         </w:rPr>
         <w:t xml:space="preserve">© 2026 SeaVuria and ARES. This work is licensed under a </w:t>
       </w:r>
-      <w:hyperlink w:history="1" r:id="rIdrmqdlnrurmrfb3iza9geq">
+      <w:hyperlink w:history="1" r:id="rIdyrz0cnjlzehf2irac_pua">
         <w:r>
           <w:rPr>
             <w:rFonts w:ascii="Arial" w:cs="Arial" w:eastAsia="Arial" w:hAnsi="Arial"/>
@@ -1716,7 +1758,7 @@
         </w:rPr>
         <w:t xml:space="preserve"> (</w:t>
       </w:r>
-      <w:hyperlink w:history="1" r:id="rIdbznzw9s_qicw-p9n7zmfy">
+      <w:hyperlink w:history="1" r:id="rIdn5hfhuuucrabmufpem_nn">
         <w:r>
           <w:rPr>
             <w:rFonts w:ascii="Arial" w:cs="Arial" w:eastAsia="Arial" w:hAnsi="Arial"/>
@@ -1736,7 +1778,7 @@
         </w:rPr>
         <w:t xml:space="preserve">). To view a copy of this license, visit </w:t>
       </w:r>
-      <w:hyperlink w:history="1" r:id="rIdecsbtzcxnhmv4zqijtimc">
+      <w:hyperlink w:history="1" r:id="rIdurk9e99qpcrtrfqmfbn63">
         <w:r>
           <w:rPr>
             <w:rFonts w:ascii="Arial" w:cs="Arial" w:eastAsia="Arial" w:hAnsi="Arial"/>

--- a/data/outputs/v2/Core_Mathematics/SS2.7_Surface_Area_and_Volume_of_Solids/Core_Mathematics_Surface_Area_and_Volume_of_Solids_FinalExplanation_TeacherKey.docx
+++ b/data/outputs/v2/Core_Mathematics/SS2.7_Surface_Area_and_Volume_of_Solids/Core_Mathematics_Surface_Area_and_Volume_of_Solids_FinalExplanation_TeacherKey.docx
@@ -1738,7 +1738,7 @@
         </w:rPr>
         <w:t xml:space="preserve">© 2026 SeaVuria and ARES. This work is licensed under a </w:t>
       </w:r>
-      <w:hyperlink w:history="1" r:id="rIdyrz0cnjlzehf2irac_pua">
+      <w:hyperlink w:history="1" r:id="rIdslvhpixiwc4jmanqllwgx">
         <w:r>
           <w:rPr>
             <w:rFonts w:ascii="Arial" w:cs="Arial" w:eastAsia="Arial" w:hAnsi="Arial"/>
@@ -1758,7 +1758,7 @@
         </w:rPr>
         <w:t xml:space="preserve"> (</w:t>
       </w:r>
-      <w:hyperlink w:history="1" r:id="rIdn5hfhuuucrabmufpem_nn">
+      <w:hyperlink w:history="1" r:id="rIdqi_fem9fkdwyhbblfainh">
         <w:r>
           <w:rPr>
             <w:rFonts w:ascii="Arial" w:cs="Arial" w:eastAsia="Arial" w:hAnsi="Arial"/>
@@ -1778,7 +1778,7 @@
         </w:rPr>
         <w:t xml:space="preserve">). To view a copy of this license, visit </w:t>
       </w:r>
-      <w:hyperlink w:history="1" r:id="rIdurk9e99qpcrtrfqmfbn63">
+      <w:hyperlink w:history="1" r:id="rIdoen8rdh96284q9rfqyf77">
         <w:r>
           <w:rPr>
             <w:rFonts w:ascii="Arial" w:cs="Arial" w:eastAsia="Arial" w:hAnsi="Arial"/>
